--- a/documentos/resources/oficio.docx
+++ b/documentos/resources/oficio.docx
@@ -1817,7 +1817,7 @@
         <w:sz w:val="16"/>
         <w:szCs w:val="16"/>
       </w:rPr>
-      <w:t xml:space="preserve">DR. RIAD BRAGA FARHAT  </w:t>
+      <w:t xml:space="preserve">DR. {{nome_destinatario}}  </w:t>
     </w:r>
   </w:p>
   <w:p xmlns:wp14="http://schemas.microsoft.com/office/word/2010/wordml" wp14:textId="77777777">
@@ -1840,7 +1840,7 @@
         <w:sz w:val="16"/>
         <w:szCs w:val="16"/>
       </w:rPr>
-      <w:t xml:space="preserve">MD. DELEGADO GERAL ADJUNTO </w:t>
+      <w:t xml:space="preserve">MD. {{cargo_destinatario}} </w:t>
     </w:r>
   </w:p>
   <w:p xmlns:wp14="http://schemas.microsoft.com/office/word/2010/wordml" wp14:textId="77777777">

--- a/documentos/resources/oficio.docx
+++ b/documentos/resources/oficio.docx
@@ -352,7 +352,7 @@
           <w:sz w:val="16"/>
           <w:szCs w:val="16"/>
         </w:rPr>
-        <w:t>assunto_termo</w:t>
+        <w:t>assunto_termo_diarias</w:t>
       </w:r>
       <w:r>
         <w:rPr>

--- a/documentos/resources/oficio.docx
+++ b/documentos/resources/oficio.docx
@@ -33,8 +33,8 @@
         <w:tblLook w:val="0600" w:firstRow="0" w:noVBand="1" w:lastRow="0" w:firstColumn="0" w:lastColumn="0" w:noHBand="1"/>
       </w:tblPr>
       <w:tblGrid>
-        <w:gridCol w:w="5579"/>
-        <w:gridCol w:w="5698"/>
+        <w:gridCol w:w="5578"/>
+        <w:gridCol w:w="5699"/>
       </w:tblGrid>
       <w:tr>
         <w:trPr>
@@ -42,7 +42,7 @@
         </w:trPr>
         <w:tc>
           <w:tcPr>
-            <w:tcW w:w="5579" w:type="dxa"/>
+            <w:tcW w:w="5578" w:type="dxa"/>
             <w:tcBorders>
               <w:top w:val="single" w:sz="4" w:space="0" w:color="000000"/>
               <w:start w:val="single" w:sz="4" w:space="0" w:color="000000"/>
@@ -89,7 +89,7 @@
         </w:tc>
         <w:tc>
           <w:tcPr>
-            <w:tcW w:w="5698" w:type="dxa"/>
+            <w:tcW w:w="5699" w:type="dxa"/>
             <w:tcBorders>
               <w:top w:val="single" w:sz="4" w:space="0" w:color="000000"/>
               <w:start w:val="single" w:sz="4" w:space="0" w:color="000000"/>
@@ -124,7 +124,7 @@
         </w:trPr>
         <w:tc>
           <w:tcPr>
-            <w:tcW w:w="5579" w:type="dxa"/>
+            <w:tcW w:w="5578" w:type="dxa"/>
             <w:tcBorders>
               <w:top w:val="single" w:sz="4" w:space="0" w:color="000000"/>
               <w:start w:val="single" w:sz="4" w:space="0" w:color="000000"/>
@@ -161,7 +161,7 @@
         </w:tc>
         <w:tc>
           <w:tcPr>
-            <w:tcW w:w="5698" w:type="dxa"/>
+            <w:tcW w:w="5699" w:type="dxa"/>
             <w:tcBorders>
               <w:top w:val="single" w:sz="4" w:space="0" w:color="000000"/>
               <w:start w:val="single" w:sz="4" w:space="0" w:color="000000"/>
@@ -206,7 +206,7 @@
         </w:trPr>
         <w:tc>
           <w:tcPr>
-            <w:tcW w:w="5579" w:type="dxa"/>
+            <w:tcW w:w="5578" w:type="dxa"/>
             <w:tcBorders>
               <w:top w:val="single" w:sz="4" w:space="0" w:color="000000"/>
               <w:start w:val="single" w:sz="4" w:space="0" w:color="000000"/>
@@ -236,7 +236,7 @@
         </w:tc>
         <w:tc>
           <w:tcPr>
-            <w:tcW w:w="5698" w:type="dxa"/>
+            <w:tcW w:w="5699" w:type="dxa"/>
             <w:tcBorders>
               <w:top w:val="single" w:sz="4" w:space="0" w:color="000000"/>
               <w:start w:val="single" w:sz="4" w:space="0" w:color="000000"/>
@@ -319,10 +319,10 @@
         <w:tblLook w:val="0600" w:firstRow="0" w:noVBand="1" w:lastRow="0" w:firstColumn="0" w:lastColumn="0" w:noHBand="1"/>
       </w:tblPr>
       <w:tblGrid>
-        <w:gridCol w:w="2789"/>
+        <w:gridCol w:w="2788"/>
         <w:gridCol w:w="2790"/>
         <w:gridCol w:w="2790"/>
-        <w:gridCol w:w="2908"/>
+        <w:gridCol w:w="2909"/>
       </w:tblGrid>
       <w:tr>
         <w:trPr>
@@ -331,7 +331,7 @@
         </w:trPr>
         <w:tc>
           <w:tcPr>
-            <w:tcW w:w="2789" w:type="dxa"/>
+            <w:tcW w:w="2788" w:type="dxa"/>
             <w:tcBorders>
               <w:top w:val="single" w:sz="4" w:space="0" w:color="000000"/>
               <w:start w:val="single" w:sz="4" w:space="0" w:color="000000"/>
@@ -426,7 +426,7 @@
         </w:tc>
         <w:tc>
           <w:tcPr>
-            <w:tcW w:w="2908" w:type="dxa"/>
+            <w:tcW w:w="2909" w:type="dxa"/>
             <w:tcBorders>
               <w:top w:val="single" w:sz="4" w:space="0" w:color="000000"/>
               <w:start w:val="single" w:sz="4" w:space="0" w:color="000000"/>
@@ -477,7 +477,7 @@
         </w:trPr>
         <w:tc>
           <w:tcPr>
-            <w:tcW w:w="2789" w:type="dxa"/>
+            <w:tcW w:w="2788" w:type="dxa"/>
             <w:tcBorders>
               <w:top w:val="single" w:sz="4" w:space="0" w:color="000000"/>
               <w:start w:val="single" w:sz="4" w:space="0" w:color="000000"/>
@@ -568,7 +568,7 @@
         </w:tc>
         <w:tc>
           <w:tcPr>
-            <w:tcW w:w="2908" w:type="dxa"/>
+            <w:tcW w:w="2909" w:type="dxa"/>
             <w:tcBorders>
               <w:top w:val="single" w:sz="4" w:space="0" w:color="000000"/>
               <w:start w:val="single" w:sz="4" w:space="0" w:color="000000"/>
@@ -797,7 +797,7 @@
                 <w:sz w:val="16"/>
                 <w:szCs w:val="16"/>
               </w:rPr>
-              <w:t xml:space="preserve"> </w:t>
+              <w:t>{</w:t>
             </w:r>
             <w:r>
               <w:rPr>
@@ -808,7 +808,7 @@
                 <w:sz w:val="16"/>
                 <w:szCs w:val="16"/>
               </w:rPr>
-              <w:t>R${{diaria}}</w:t>
+              <w:t>{diaria}}</w:t>
             </w:r>
           </w:p>
         </w:tc>
@@ -853,8 +853,8 @@
         <w:tblLook w:val="0600" w:firstRow="0" w:noVBand="1" w:lastRow="0" w:firstColumn="0" w:lastColumn="0" w:noHBand="1"/>
       </w:tblPr>
       <w:tblGrid>
-        <w:gridCol w:w="5579"/>
-        <w:gridCol w:w="5698"/>
+        <w:gridCol w:w="5578"/>
+        <w:gridCol w:w="5699"/>
       </w:tblGrid>
       <w:tr>
         <w:trPr>
@@ -862,7 +862,7 @@
         </w:trPr>
         <w:tc>
           <w:tcPr>
-            <w:tcW w:w="5579" w:type="dxa"/>
+            <w:tcW w:w="5578" w:type="dxa"/>
             <w:tcBorders>
               <w:top w:val="single" w:sz="4" w:space="0" w:color="000000"/>
               <w:start w:val="single" w:sz="4" w:space="0" w:color="000000"/>
@@ -898,7 +898,7 @@
         </w:tc>
         <w:tc>
           <w:tcPr>
-            <w:tcW w:w="5698" w:type="dxa"/>
+            <w:tcW w:w="5699" w:type="dxa"/>
             <w:tcBorders>
               <w:top w:val="single" w:sz="4" w:space="0" w:color="000000"/>
               <w:start w:val="single" w:sz="4" w:space="0" w:color="000000"/>
@@ -973,8 +973,8 @@
         <w:tblLook w:val="0600" w:firstRow="0" w:noVBand="1" w:lastRow="0" w:firstColumn="0" w:lastColumn="0" w:noHBand="1"/>
       </w:tblPr>
       <w:tblGrid>
-        <w:gridCol w:w="5579"/>
-        <w:gridCol w:w="5698"/>
+        <w:gridCol w:w="5578"/>
+        <w:gridCol w:w="5699"/>
       </w:tblGrid>
       <w:tr>
         <w:trPr>
@@ -982,7 +982,7 @@
         </w:trPr>
         <w:tc>
           <w:tcPr>
-            <w:tcW w:w="5579" w:type="dxa"/>
+            <w:tcW w:w="5578" w:type="dxa"/>
             <w:tcBorders>
               <w:top w:val="single" w:sz="4" w:space="0" w:color="000000"/>
               <w:start w:val="single" w:sz="4" w:space="0" w:color="000000"/>
@@ -1018,7 +1018,7 @@
         </w:tc>
         <w:tc>
           <w:tcPr>
-            <w:tcW w:w="5698" w:type="dxa"/>
+            <w:tcW w:w="5699" w:type="dxa"/>
             <w:tcBorders>
               <w:top w:val="single" w:sz="4" w:space="0" w:color="000000"/>
               <w:start w:val="single" w:sz="4" w:space="0" w:color="000000"/>
@@ -1093,9 +1093,9 @@
         <w:tblLook w:val="0600" w:firstRow="0" w:noVBand="1" w:lastRow="0" w:firstColumn="0" w:lastColumn="0" w:noHBand="1"/>
       </w:tblPr>
       <w:tblGrid>
-        <w:gridCol w:w="3734"/>
+        <w:gridCol w:w="3733"/>
         <w:gridCol w:w="3735"/>
-        <w:gridCol w:w="3808"/>
+        <w:gridCol w:w="3809"/>
       </w:tblGrid>
       <w:tr>
         <w:trPr>
@@ -1103,7 +1103,7 @@
         </w:trPr>
         <w:tc>
           <w:tcPr>
-            <w:tcW w:w="3734" w:type="dxa"/>
+            <w:tcW w:w="3733" w:type="dxa"/>
             <w:tcBorders>
               <w:top w:val="single" w:sz="4" w:space="0" w:color="000000"/>
               <w:start w:val="single" w:sz="4" w:space="0" w:color="000000"/>
@@ -1244,7 +1244,7 @@
         </w:tc>
         <w:tc>
           <w:tcPr>
-            <w:tcW w:w="3808" w:type="dxa"/>
+            <w:tcW w:w="3809" w:type="dxa"/>
             <w:tcBorders>
               <w:top w:val="single" w:sz="4" w:space="0" w:color="000000"/>
               <w:start w:val="single" w:sz="4" w:space="0" w:color="000000"/>
@@ -1731,7 +1731,7 @@
           <wp:extent cx="714375" cy="209550"/>
           <wp:effectExtent l="0" t="0" r="0" b="0"/>
           <wp:wrapNone/>
-          <wp:docPr id="3" name="Figura2"/>
+          <wp:docPr id="3" name="Figura3"/>
           <wp:cNvGraphicFramePr>
             <a:graphicFrameLocks xmlns:a="http://schemas.openxmlformats.org/drawingml/2006/main" noChangeAspect="1"/>
           </wp:cNvGraphicFramePr>
@@ -1739,7 +1739,7 @@
             <a:graphicData uri="http://schemas.openxmlformats.org/drawingml/2006/picture">
               <pic:pic xmlns:pic="http://schemas.openxmlformats.org/drawingml/2006/picture">
                 <pic:nvPicPr>
-                  <pic:cNvPr id="3" name="Figura2"/>
+                  <pic:cNvPr id="3" name="Figura3"/>
                   <pic:cNvPicPr>
                     <a:picLocks noChangeAspect="1" noChangeArrowheads="1"/>
                   </pic:cNvPicPr>
@@ -1987,7 +1987,7 @@
           <wp:extent cx="714375" cy="209550"/>
           <wp:effectExtent l="0" t="0" r="0" b="0"/>
           <wp:wrapNone/>
-          <wp:docPr id="4" name="Figura2"/>
+          <wp:docPr id="4" name="Figura3"/>
           <wp:cNvGraphicFramePr>
             <a:graphicFrameLocks xmlns:a="http://schemas.openxmlformats.org/drawingml/2006/main" noChangeAspect="1"/>
           </wp:cNvGraphicFramePr>
@@ -1995,7 +1995,7 @@
             <a:graphicData uri="http://schemas.openxmlformats.org/drawingml/2006/picture">
               <pic:pic xmlns:pic="http://schemas.openxmlformats.org/drawingml/2006/picture">
                 <pic:nvPicPr>
-                  <pic:cNvPr id="4" name="Figura2"/>
+                  <pic:cNvPr id="4" name="Figura3"/>
                   <pic:cNvPicPr>
                     <a:picLocks noChangeAspect="1" noChangeArrowheads="1"/>
                   </pic:cNvPicPr>
@@ -2932,6 +2932,7 @@
     <w:qFormat/>
     <w:pPr>
       <w:widowControl/>
+      <w:suppressAutoHyphens w:val="true"/>
       <w:bidi w:val="0"/>
       <w:spacing w:lineRule="auto" w:line="276" w:before="0" w:after="0"/>
       <w:jc w:val="start"/>
@@ -3125,6 +3126,32 @@
       <w:rFonts w:cs="Lucida Sans"/>
     </w:rPr>
   </w:style>
+  <w:style w:type="paragraph" w:styleId="Ttulouser">
+    <w:name w:val="Título (user)"/>
+    <w:basedOn w:val="Normal"/>
+    <w:next w:val="BodyText"/>
+    <w:qFormat/>
+    <w:pPr>
+      <w:keepNext w:val="true"/>
+      <w:spacing w:before="240" w:after="120"/>
+    </w:pPr>
+    <w:rPr>
+      <w:rFonts w:ascii="Liberation Sans" w:hAnsi="Liberation Sans" w:eastAsia="Microsoft YaHei" w:cs="Lucida Sans"/>
+      <w:sz w:val="28"/>
+      <w:szCs w:val="28"/>
+    </w:rPr>
+  </w:style>
+  <w:style w:type="paragraph" w:styleId="ndiceuser">
+    <w:name w:val="Índice (user)"/>
+    <w:basedOn w:val="Normal"/>
+    <w:qFormat/>
+    <w:pPr>
+      <w:suppressLineNumbers/>
+    </w:pPr>
+    <w:rPr>
+      <w:rFonts w:cs="Lucida Sans"/>
+    </w:rPr>
+  </w:style>
   <w:style w:type="paragraph" w:styleId="Title">
     <w:name w:val="Title"/>
     <w:basedOn w:val="Normal"/>
@@ -3158,6 +3185,13 @@
       <w:szCs w:val="30"/>
     </w:rPr>
   </w:style>
+  <w:style w:type="paragraph" w:styleId="Cabealhoerodapuser">
+    <w:name w:val="Cabeçalho e rodapé (user)"/>
+    <w:basedOn w:val="Normal"/>
+    <w:qFormat/>
+    <w:pPr/>
+    <w:rPr/>
+  </w:style>
   <w:style w:type="paragraph" w:styleId="Cabealhoerodap">
     <w:name w:val="Cabeçalho e rodapé"/>
     <w:basedOn w:val="Normal"/>
@@ -3167,18 +3201,18 @@
   </w:style>
   <w:style w:type="paragraph" w:styleId="Header">
     <w:name w:val="header"/>
-    <w:basedOn w:val="Cabealhoerodap"/>
+    <w:basedOn w:val="Cabealhoerodapuser"/>
     <w:pPr/>
     <w:rPr/>
   </w:style>
   <w:style w:type="paragraph" w:styleId="Footer">
     <w:name w:val="footer"/>
-    <w:basedOn w:val="Cabealhoerodap"/>
+    <w:basedOn w:val="Cabealhoerodapuser"/>
     <w:pPr/>
     <w:rPr/>
   </w:style>
-  <w:style w:type="numbering" w:styleId="Semlista" w:default="1">
-    <w:name w:val="Sem lista"/>
+  <w:style w:type="numbering" w:styleId="Semlistauser" w:default="1">
+    <w:name w:val="Sem lista (user)"/>
     <w:uiPriority w:val="99"/>
     <w:semiHidden/>
     <w:unhideWhenUsed/>
